--- a/otchet.docx
+++ b/otchet.docx
@@ -5,6 +5,28 @@
     <w:p>
       <w:pPr>
         <w:rPr>
+          <w:lang w:val="kk-KZ"/>
+        </w:rPr>
+      </w:pPr>
+      <w:r>
+        <w:rPr>
+          <w:lang w:val="kk-KZ"/>
+        </w:rPr>
+        <w:t>2 Нұсқа --- Ахметов Ануар</w:t>
+      </w:r>
+      <w:bookmarkStart w:id="0" w:name="_GoBack"/>
+      <w:bookmarkEnd w:id="0"/>
+    </w:p>
+    <w:p>
+      <w:pPr>
+        <w:rPr>
+          <w:lang w:val="en-US"/>
+        </w:rPr>
+      </w:pPr>
+    </w:p>
+    <w:p>
+      <w:pPr>
+        <w:rPr>
           <w:lang w:val="en-US"/>
         </w:rPr>
       </w:pPr>
@@ -30,7 +52,8 @@
       </w:r>
       <w:r>
         <w:rPr>
-          <w:lang w:val="en-US"/>
+          <w:noProof/>
+          <w:lang w:val="ru-RU" w:eastAsia="ru-RU"/>
         </w:rPr>
         <w:drawing>
           <wp:inline distT="0" distB="0" distL="0" distR="0" wp14:anchorId="16226658" wp14:editId="27F6DCBA">
@@ -137,7 +160,8 @@
       </w:r>
       <w:r>
         <w:rPr>
-          <w:lang w:val="en-US"/>
+          <w:noProof/>
+          <w:lang w:val="ru-RU" w:eastAsia="ru-RU"/>
         </w:rPr>
         <w:drawing>
           <wp:inline distT="0" distB="0" distL="0" distR="0" wp14:anchorId="10CEACE2" wp14:editId="080426D0">
@@ -203,7 +227,8 @@
       </w:pPr>
       <w:r>
         <w:rPr>
-          <w:lang w:val="kk-KZ"/>
+          <w:noProof/>
+          <w:lang w:val="ru-RU" w:eastAsia="ru-RU"/>
         </w:rPr>
         <w:drawing>
           <wp:inline distT="0" distB="0" distL="0" distR="0" wp14:anchorId="2315BBD5" wp14:editId="70F92506">
@@ -277,7 +302,8 @@
       </w:pPr>
       <w:r>
         <w:rPr>
-          <w:lang w:val="en-US"/>
+          <w:noProof/>
+          <w:lang w:val="ru-RU" w:eastAsia="ru-RU"/>
         </w:rPr>
         <w:drawing>
           <wp:inline distT="0" distB="0" distL="0" distR="0" wp14:anchorId="0EFD7394" wp14:editId="471FB413">
@@ -329,8 +355,6 @@
           <w:lang w:val="en-US"/>
         </w:rPr>
       </w:pPr>
-      <w:bookmarkStart w:id="0" w:name="_GoBack"/>
-      <w:bookmarkEnd w:id="0"/>
     </w:p>
     <w:sectPr>
       <w:pgSz w:w="11906" w:h="16838"/>
